--- a/examples/demos/demo_graduate_recommendation.docx
+++ b/examples/demos/demo_graduate_recommendation.docx
@@ -339,7 +339,7 @@
       <w:pPr>
         <w:keepNext/>
         <w:keepLines/>
-        <w:spacing w:before="360" w:after="160" w:line="360" w:lineRule="auto"/>
+        <w:spacing w:before="280" w:after="140" w:line="360" w:lineRule="auto"/>
       </w:pPr>
       <w:r>
         <w:rPr>
@@ -385,7 +385,7 @@
       <w:pPr>
         <w:keepNext/>
         <w:keepLines/>
-        <w:spacing w:before="200" w:after="80"/>
+        <w:spacing w:before="160" w:after="60"/>
         <w:jc w:val="center"/>
       </w:pPr>
       <w:r>
@@ -404,7 +404,7 @@
                     <pic:cNvPicPr/>
                   </pic:nvPicPr>
                   <pic:blipFill>
-                    <a:blip r:embed="rId9"/>
+                    <a:blip r:embed="rId10"/>
                     <a:stretch>
                       <a:fillRect/>
                     </a:stretch>
@@ -426,7 +426,7 @@
     <w:p>
       <w:pPr>
         <w:keepLines/>
-        <w:spacing w:before="0" w:after="280"/>
+        <w:spacing w:before="0" w:after="200"/>
         <w:jc w:val="center"/>
       </w:pPr>
       <w:r>
@@ -458,7 +458,7 @@
       <w:pPr>
         <w:keepNext/>
         <w:keepLines/>
-        <w:spacing w:before="200" w:after="80"/>
+        <w:spacing w:before="160" w:after="60"/>
         <w:jc w:val="center"/>
       </w:pPr>
       <w:r>
@@ -477,7 +477,7 @@
                     <pic:cNvPicPr/>
                   </pic:nvPicPr>
                   <pic:blipFill>
-                    <a:blip r:embed="rId10"/>
+                    <a:blip r:embed="rId11"/>
                     <a:stretch>
                       <a:fillRect/>
                     </a:stretch>
@@ -499,7 +499,7 @@
     <w:p>
       <w:pPr>
         <w:keepLines/>
-        <w:spacing w:before="0" w:after="280"/>
+        <w:spacing w:before="0" w:after="200"/>
         <w:jc w:val="center"/>
       </w:pPr>
       <w:r>
@@ -531,7 +531,7 @@
       <w:pPr>
         <w:keepNext/>
         <w:keepLines/>
-        <w:spacing w:before="360" w:after="160" w:line="360" w:lineRule="auto"/>
+        <w:spacing w:before="280" w:after="140" w:line="360" w:lineRule="auto"/>
       </w:pPr>
       <w:r>
         <w:rPr>
@@ -564,7 +564,7 @@
       <w:pPr>
         <w:keepNext/>
         <w:keepLines/>
-        <w:spacing w:before="200" w:after="80"/>
+        <w:spacing w:before="160" w:after="60"/>
         <w:jc w:val="center"/>
       </w:pPr>
       <w:r>
@@ -583,7 +583,7 @@
                     <pic:cNvPicPr/>
                   </pic:nvPicPr>
                   <pic:blipFill>
-                    <a:blip r:embed="rId11"/>
+                    <a:blip r:embed="rId12"/>
                     <a:stretch>
                       <a:fillRect/>
                     </a:stretch>
@@ -605,7 +605,7 @@
     <w:p>
       <w:pPr>
         <w:keepLines/>
-        <w:spacing w:before="0" w:after="280"/>
+        <w:spacing w:before="0" w:after="200"/>
         <w:jc w:val="center"/>
       </w:pPr>
       <w:r>
@@ -631,6 +631,23 @@
           <w:sz w:val="24"/>
         </w:rPr>
         <w:t>目前以第二作者身份完成 SCI 四区论文 1 篇，独立负责其中的动态避障模块设计与实验；主持校级大创项目 1 项，完成算法从仿真到实机的全流程验证。</w:t>
+      </w:r>
+    </w:p>
+    <w:p>
+      <w:pPr>
+        <w:keepNext/>
+        <w:keepLines/>
+        <w:spacing w:before="120" w:after="40" w:line="288" w:lineRule="auto"/>
+        <w:jc w:val="center"/>
+      </w:pPr>
+      <w:r>
+        <w:rPr>
+          <w:rFonts w:ascii="黑体" w:hAnsi="黑体" w:eastAsia="黑体"/>
+          <w:b w:val="0"/>
+          <w:color w:val="111827"/>
+          <w:sz w:val="21"/>
+        </w:rPr>
+        <w:t>表 1　科研训练各阶段的工作内容与产出</w:t>
       </w:r>
     </w:p>
     <w:tbl>
@@ -1038,7 +1055,7 @@
       <w:pPr>
         <w:keepNext/>
         <w:keepLines/>
-        <w:spacing w:before="360" w:after="160" w:line="360" w:lineRule="auto"/>
+        <w:spacing w:before="280" w:after="140" w:line="360" w:lineRule="auto"/>
       </w:pPr>
       <w:r>
         <w:rPr>
@@ -1084,7 +1101,7 @@
       <w:pPr>
         <w:keepNext/>
         <w:keepLines/>
-        <w:spacing w:before="360" w:after="160" w:line="360" w:lineRule="auto"/>
+        <w:spacing w:before="280" w:after="140" w:line="360" w:lineRule="auto"/>
       </w:pPr>
       <w:r>
         <w:rPr>
@@ -1109,6 +1126,23 @@
           <w:sz w:val="24"/>
         </w:rPr>
         <w:t>我希望在研究生阶段继续深耕「动态环境下的机器人自主决策」，具体关注两个问题：一是感知不确定条件下的规划鲁棒性，二是多机协同时的通信受限决策。这两个问题在本科阶段的实机测试中反复出现，也是我目前工作尚不能完全解决的部分。</w:t>
+      </w:r>
+    </w:p>
+    <w:p>
+      <w:pPr>
+        <w:keepNext/>
+        <w:keepLines/>
+        <w:spacing w:before="120" w:after="40" w:line="288" w:lineRule="auto"/>
+        <w:jc w:val="center"/>
+      </w:pPr>
+      <w:r>
+        <w:rPr>
+          <w:rFonts w:ascii="黑体" w:hAnsi="黑体" w:eastAsia="黑体"/>
+          <w:b w:val="0"/>
+          <w:color w:val="111827"/>
+          <w:sz w:val="21"/>
+        </w:rPr>
+        <w:t>表 2　研究生阶段的分阶段目标与预期产出</w:t>
       </w:r>
     </w:p>
     <w:tbl>
@@ -1464,7 +1498,7 @@
       <w:pPr>
         <w:keepNext/>
         <w:keepLines/>
-        <w:spacing w:before="360" w:after="160" w:line="360" w:lineRule="auto"/>
+        <w:spacing w:before="280" w:after="140" w:line="360" w:lineRule="auto"/>
       </w:pPr>
       <w:r>
         <w:rPr>
@@ -1555,7 +1589,7 @@
       <w:pPr>
         <w:keepNext/>
         <w:keepLines/>
-        <w:spacing w:before="360" w:after="160" w:line="360" w:lineRule="auto"/>
+        <w:spacing w:before="280" w:after="140" w:line="360" w:lineRule="auto"/>
       </w:pPr>
       <w:r>
         <w:rPr>
@@ -1580,6 +1614,23 @@
           <w:sz w:val="24"/>
         </w:rPr>
         <w:t>我申请的方向是机器人感知与自主导航。下面把导师方向常见的要求和我的准备逐条对上，同时标出差距。</w:t>
+      </w:r>
+    </w:p>
+    <w:p>
+      <w:pPr>
+        <w:keepNext/>
+        <w:keepLines/>
+        <w:spacing w:before="120" w:after="40" w:line="288" w:lineRule="auto"/>
+        <w:jc w:val="center"/>
+      </w:pPr>
+      <w:r>
+        <w:rPr>
+          <w:rFonts w:ascii="黑体" w:hAnsi="黑体" w:eastAsia="黑体"/>
+          <w:b w:val="0"/>
+          <w:color w:val="111827"/>
+          <w:sz w:val="21"/>
+        </w:rPr>
+        <w:t>表 3　目标方向的能力要求、我的准备与现存差距</w:t>
       </w:r>
     </w:p>
     <w:tbl>
@@ -2181,7 +2232,7 @@
       <w:pPr>
         <w:keepNext/>
         <w:keepLines/>
-        <w:spacing w:before="360" w:after="160" w:line="360" w:lineRule="auto"/>
+        <w:spacing w:before="280" w:after="140" w:line="360" w:lineRule="auto"/>
       </w:pPr>
       <w:r>
         <w:rPr>
@@ -2360,13 +2411,144 @@
       </w:r>
     </w:p>
     <w:sectPr>
+      <w:footerReference w:type="default" r:id="rId9"/>
       <w:pgSz w:w="11906" w:h="16838"/>
       <w:pgMar w:top="1440" w:right="1474" w:bottom="1440" w:left="1701" w:header="720" w:footer="720" w:gutter="0"/>
       <w:cols w:space="720"/>
+      <w:titlePg/>
       <w:docGrid w:linePitch="360"/>
     </w:sectPr>
   </w:body>
 </w:document>
+</file>
+
+<file path=word/footer1.xml><?xml version="1.0" encoding="utf-8"?>
+<w:ftr xmlns:m="http://schemas.openxmlformats.org/officeDocument/2006/math" xmlns:mc="http://schemas.openxmlformats.org/markup-compatibility/2006" xmlns:mo="http://schemas.microsoft.com/office/mac/office/2008/main" xmlns:mv="urn:schemas-microsoft-com:mac:vml" xmlns:o="urn:schemas-microsoft-com:office:office" xmlns:r="http://schemas.openxmlformats.org/officeDocument/2006/relationships" xmlns:v="urn:schemas-microsoft-com:vml" xmlns:w10="urn:schemas-microsoft-com:office:word" xmlns:w14="http://schemas.microsoft.com/office/word/2010/wordml" xmlns:w="http://schemas.openxmlformats.org/wordprocessingml/2006/main" xmlns:wne="http://schemas.microsoft.com/office/word/2006/wordml" xmlns:wp14="http://schemas.microsoft.com/office/word/2010/wordprocessingDrawing" xmlns:wp="http://schemas.openxmlformats.org/drawingml/2006/wordprocessingDrawing" xmlns:wpc="http://schemas.microsoft.com/office/word/2010/wordprocessingCanvas" xmlns:wpg="http://schemas.microsoft.com/office/word/2010/wordprocessingGroup" xmlns:wpi="http://schemas.microsoft.com/office/word/2010/wordprocessingInk" xmlns:wps="http://schemas.microsoft.com/office/word/2010/wordprocessingShape" mc:Ignorable="w14 wp14">
+  <w:p>
+    <w:pPr>
+      <w:pStyle w:val="Footer"/>
+      <w:spacing w:before="0" w:after="0"/>
+      <w:jc w:val="center"/>
+    </w:pPr>
+    <w:r>
+      <w:rPr>
+        <w:rFonts w:ascii="宋体" w:hAnsi="宋体" w:eastAsia="宋体"/>
+        <w:b w:val="0"/>
+        <w:color w:val="6B7280"/>
+        <w:sz w:val="18"/>
+      </w:rPr>
+      <w:t xml:space="preserve">第 </w:t>
+    </w:r>
+    <w:r>
+      <w:rPr>
+        <w:rFonts w:ascii="宋体" w:hAnsi="宋体" w:eastAsia="宋体"/>
+        <w:b w:val="0"/>
+        <w:color w:val="6B7280"/>
+        <w:sz w:val="18"/>
+      </w:rPr>
+      <w:fldChar w:fldCharType="begin"/>
+    </w:r>
+    <w:r>
+      <w:rPr>
+        <w:rFonts w:ascii="宋体" w:hAnsi="宋体" w:eastAsia="宋体"/>
+        <w:b w:val="0"/>
+        <w:color w:val="6B7280"/>
+        <w:sz w:val="18"/>
+      </w:rPr>
+      <w:instrText xml:space="preserve"> PAGE </w:instrText>
+    </w:r>
+    <w:r>
+      <w:rPr>
+        <w:rFonts w:ascii="宋体" w:hAnsi="宋体" w:eastAsia="宋体"/>
+        <w:b w:val="0"/>
+        <w:color w:val="6B7280"/>
+        <w:sz w:val="18"/>
+      </w:rPr>
+      <w:fldChar w:fldCharType="separate"/>
+    </w:r>
+    <w:r>
+      <w:rPr>
+        <w:rFonts w:ascii="宋体" w:hAnsi="宋体" w:eastAsia="宋体"/>
+        <w:b w:val="0"/>
+        <w:color w:val="6B7280"/>
+        <w:sz w:val="18"/>
+      </w:rPr>
+      <w:t>1</w:t>
+    </w:r>
+    <w:r>
+      <w:rPr>
+        <w:rFonts w:ascii="宋体" w:hAnsi="宋体" w:eastAsia="宋体"/>
+        <w:b w:val="0"/>
+        <w:color w:val="6B7280"/>
+        <w:sz w:val="18"/>
+      </w:rPr>
+      <w:fldChar w:fldCharType="end"/>
+    </w:r>
+    <w:r>
+      <w:rPr>
+        <w:rFonts w:ascii="宋体" w:hAnsi="宋体" w:eastAsia="宋体"/>
+        <w:b w:val="0"/>
+        <w:color w:val="6B7280"/>
+        <w:sz w:val="18"/>
+      </w:rPr>
+      <w:t xml:space="preserve"> 页　共 </w:t>
+    </w:r>
+    <w:r>
+      <w:rPr>
+        <w:rFonts w:ascii="宋体" w:hAnsi="宋体" w:eastAsia="宋体"/>
+        <w:b w:val="0"/>
+        <w:color w:val="6B7280"/>
+        <w:sz w:val="18"/>
+      </w:rPr>
+      <w:fldChar w:fldCharType="begin"/>
+    </w:r>
+    <w:r>
+      <w:rPr>
+        <w:rFonts w:ascii="宋体" w:hAnsi="宋体" w:eastAsia="宋体"/>
+        <w:b w:val="0"/>
+        <w:color w:val="6B7280"/>
+        <w:sz w:val="18"/>
+      </w:rPr>
+      <w:instrText xml:space="preserve"> NUMPAGES </w:instrText>
+    </w:r>
+    <w:r>
+      <w:rPr>
+        <w:rFonts w:ascii="宋体" w:hAnsi="宋体" w:eastAsia="宋体"/>
+        <w:b w:val="0"/>
+        <w:color w:val="6B7280"/>
+        <w:sz w:val="18"/>
+      </w:rPr>
+      <w:fldChar w:fldCharType="separate"/>
+    </w:r>
+    <w:r>
+      <w:rPr>
+        <w:rFonts w:ascii="宋体" w:hAnsi="宋体" w:eastAsia="宋体"/>
+        <w:b w:val="0"/>
+        <w:color w:val="6B7280"/>
+        <w:sz w:val="18"/>
+      </w:rPr>
+      <w:t>1</w:t>
+    </w:r>
+    <w:r>
+      <w:rPr>
+        <w:rFonts w:ascii="宋体" w:hAnsi="宋体" w:eastAsia="宋体"/>
+        <w:b w:val="0"/>
+        <w:color w:val="6B7280"/>
+        <w:sz w:val="18"/>
+      </w:rPr>
+      <w:fldChar w:fldCharType="end"/>
+    </w:r>
+    <w:r>
+      <w:rPr>
+        <w:rFonts w:ascii="宋体" w:hAnsi="宋体" w:eastAsia="宋体"/>
+        <w:b w:val="0"/>
+        <w:color w:val="6B7280"/>
+        <w:sz w:val="18"/>
+      </w:rPr>
+      <w:t xml:space="preserve"> 页</w:t>
+    </w:r>
+  </w:p>
+</w:ftr>
 </file>
 
 <file path=word/numbering.xml><?xml version="1.0" encoding="utf-8"?>

--- a/examples/demos/demo_graduate_recommendation.docx
+++ b/examples/demos/demo_graduate_recommendation.docx
@@ -2266,9 +2266,12 @@
           </w:tcPr>
           <w:p>
             <w:pPr>
+              <w:spacing w:before="40" w:after="40"/>
               <w:keepNext/>
               <w:keepLines/>
-              <w:spacing w:before="40" w:after="40"/>
+              <w:pBdr>
+                <w:bottom w:val="single" w:sz="6" w:space="1" w:color="7A7A7A"/>
+              </w:pBdr>
             </w:pPr>
             <w:r>
               <w:rPr>
@@ -2280,40 +2283,22 @@
               <w:t>申请人签字</w:t>
             </w:r>
           </w:p>
-        </w:tc>
-      </w:tr>
-      <w:tr>
-        <w:trPr>
-          <w:trHeight w:val="1020" w:hRule="atLeast"/>
-          <w:cantSplit/>
-        </w:trPr>
-        <w:tc>
-          <w:tcPr>
-            <w:tcW w:type="dxa" w:w="8731"/>
-          </w:tcPr>
           <w:p>
             <w:pPr>
               <w:keepNext/>
               <w:keepLines/>
-              <w:spacing w:before="0" w:after="0"/>
+              <w:spacing w:before="0" w:after="0" w:line="1020" w:lineRule="exact"/>
             </w:pPr>
           </w:p>
-        </w:tc>
-      </w:tr>
-      <w:tr>
-        <w:trPr>
-          <w:cantSplit/>
-        </w:trPr>
-        <w:tc>
-          <w:tcPr>
-            <w:tcW w:type="dxa" w:w="8731"/>
-          </w:tcPr>
           <w:p>
             <w:pPr>
+              <w:spacing w:before="80" w:after="80"/>
+              <w:jc w:val="right"/>
               <w:keepNext/>
               <w:keepLines/>
-              <w:spacing w:before="80" w:after="80"/>
-              <w:jc w:val="right"/>
+              <w:pBdr>
+                <w:top w:val="single" w:sz="6" w:space="1" w:color="7A7A7A"/>
+              </w:pBdr>
             </w:pPr>
             <w:r>
               <w:rPr>
@@ -2337,9 +2322,10 @@
           </w:tcPr>
           <w:p>
             <w:pPr>
-              <w:keepNext/>
-              <w:keepLines/>
               <w:spacing w:before="40" w:after="40"/>
+              <w:pBdr>
+                <w:bottom w:val="single" w:sz="6" w:space="1" w:color="7A7A7A"/>
+              </w:pBdr>
             </w:pPr>
             <w:r>
               <w:rPr>
@@ -2351,38 +2337,18 @@
               <w:t>导师推荐意见</w:t>
             </w:r>
           </w:p>
-        </w:tc>
-      </w:tr>
-      <w:tr>
-        <w:trPr>
-          <w:trHeight w:val="1020" w:hRule="atLeast"/>
-          <w:cantSplit/>
-        </w:trPr>
-        <w:tc>
-          <w:tcPr>
-            <w:tcW w:type="dxa" w:w="8731"/>
-          </w:tcPr>
           <w:p>
             <w:pPr>
-              <w:keepNext/>
-              <w:keepLines/>
-              <w:spacing w:before="0" w:after="0"/>
+              <w:spacing w:before="0" w:after="0" w:line="1020" w:lineRule="exact"/>
             </w:pPr>
           </w:p>
-        </w:tc>
-      </w:tr>
-      <w:tr>
-        <w:trPr>
-          <w:cantSplit/>
-        </w:trPr>
-        <w:tc>
-          <w:tcPr>
-            <w:tcW w:type="dxa" w:w="8731"/>
-          </w:tcPr>
           <w:p>
             <w:pPr>
               <w:spacing w:before="80" w:after="80"/>
               <w:jc w:val="right"/>
+              <w:pBdr>
+                <w:top w:val="single" w:sz="6" w:space="1" w:color="7A7A7A"/>
+              </w:pBdr>
             </w:pPr>
             <w:r>
               <w:rPr>

--- a/examples/demos/demo_graduate_recommendation.docx
+++ b/examples/demos/demo_graduate_recommendation.docx
@@ -681,6 +681,8 @@
           </w:tcPr>
           <w:p>
             <w:pPr>
+              <w:keepNext/>
+              <w:keepLines/>
               <w:spacing w:before="0" w:after="0"/>
               <w:jc w:val="center"/>
             </w:pPr>
@@ -702,6 +704,8 @@
           </w:tcPr>
           <w:p>
             <w:pPr>
+              <w:keepNext/>
+              <w:keepLines/>
               <w:spacing w:before="0" w:after="0"/>
               <w:jc w:val="center"/>
             </w:pPr>
@@ -723,6 +727,8 @@
           </w:tcPr>
           <w:p>
             <w:pPr>
+              <w:keepNext/>
+              <w:keepLines/>
               <w:spacing w:before="0" w:after="0"/>
               <w:jc w:val="center"/>
             </w:pPr>
@@ -749,6 +755,8 @@
           </w:tcPr>
           <w:p>
             <w:pPr>
+              <w:keepNext/>
+              <w:keepLines/>
               <w:spacing w:before="0" w:after="0" w:line="276" w:lineRule="auto"/>
             </w:pPr>
             <w:r/>
@@ -769,6 +777,8 @@
           </w:tcPr>
           <w:p>
             <w:pPr>
+              <w:keepNext/>
+              <w:keepLines/>
               <w:spacing w:before="0" w:after="0" w:line="276" w:lineRule="auto"/>
               <w:jc w:val="center"/>
             </w:pPr>
@@ -790,6 +800,8 @@
           </w:tcPr>
           <w:p>
             <w:pPr>
+              <w:keepNext/>
+              <w:keepLines/>
               <w:spacing w:before="0" w:after="0" w:line="276" w:lineRule="auto"/>
               <w:jc w:val="center"/>
             </w:pPr>
@@ -816,6 +828,8 @@
           </w:tcPr>
           <w:p>
             <w:pPr>
+              <w:keepNext/>
+              <w:keepLines/>
               <w:spacing w:before="0" w:after="0" w:line="276" w:lineRule="auto"/>
             </w:pPr>
             <w:r/>
@@ -836,6 +850,8 @@
           </w:tcPr>
           <w:p>
             <w:pPr>
+              <w:keepNext/>
+              <w:keepLines/>
               <w:spacing w:before="0" w:after="0" w:line="276" w:lineRule="auto"/>
               <w:jc w:val="center"/>
             </w:pPr>
@@ -857,6 +873,8 @@
           </w:tcPr>
           <w:p>
             <w:pPr>
+              <w:keepNext/>
+              <w:keepLines/>
               <w:spacing w:before="0" w:after="0" w:line="276" w:lineRule="auto"/>
               <w:jc w:val="center"/>
             </w:pPr>
@@ -883,6 +901,8 @@
           </w:tcPr>
           <w:p>
             <w:pPr>
+              <w:keepNext/>
+              <w:keepLines/>
               <w:spacing w:before="0" w:after="0" w:line="276" w:lineRule="auto"/>
             </w:pPr>
             <w:r/>
@@ -903,6 +923,8 @@
           </w:tcPr>
           <w:p>
             <w:pPr>
+              <w:keepNext/>
+              <w:keepLines/>
               <w:spacing w:before="0" w:after="0" w:line="276" w:lineRule="auto"/>
               <w:jc w:val="center"/>
             </w:pPr>
@@ -924,6 +946,8 @@
           </w:tcPr>
           <w:p>
             <w:pPr>
+              <w:keepNext/>
+              <w:keepLines/>
               <w:spacing w:before="0" w:after="0" w:line="276" w:lineRule="auto"/>
               <w:jc w:val="center"/>
             </w:pPr>
@@ -1176,6 +1200,8 @@
           </w:tcPr>
           <w:p>
             <w:pPr>
+              <w:keepNext/>
+              <w:keepLines/>
               <w:spacing w:before="0" w:after="0"/>
               <w:jc w:val="center"/>
             </w:pPr>
@@ -1197,6 +1223,8 @@
           </w:tcPr>
           <w:p>
             <w:pPr>
+              <w:keepNext/>
+              <w:keepLines/>
               <w:spacing w:before="0" w:after="0"/>
               <w:jc w:val="center"/>
             </w:pPr>
@@ -1218,6 +1246,8 @@
           </w:tcPr>
           <w:p>
             <w:pPr>
+              <w:keepNext/>
+              <w:keepLines/>
               <w:spacing w:before="0" w:after="0"/>
               <w:jc w:val="center"/>
             </w:pPr>
@@ -1244,6 +1274,8 @@
           </w:tcPr>
           <w:p>
             <w:pPr>
+              <w:keepNext/>
+              <w:keepLines/>
               <w:spacing w:before="0" w:after="0" w:line="276" w:lineRule="auto"/>
             </w:pPr>
             <w:r/>
@@ -1264,6 +1296,8 @@
           </w:tcPr>
           <w:p>
             <w:pPr>
+              <w:keepNext/>
+              <w:keepLines/>
               <w:spacing w:before="0" w:after="0" w:line="276" w:lineRule="auto"/>
               <w:jc w:val="center"/>
             </w:pPr>
@@ -1285,6 +1319,8 @@
           </w:tcPr>
           <w:p>
             <w:pPr>
+              <w:keepNext/>
+              <w:keepLines/>
               <w:spacing w:before="0" w:after="0" w:line="276" w:lineRule="auto"/>
               <w:jc w:val="center"/>
             </w:pPr>
@@ -1311,6 +1347,8 @@
           </w:tcPr>
           <w:p>
             <w:pPr>
+              <w:keepNext/>
+              <w:keepLines/>
               <w:spacing w:before="0" w:after="0" w:line="276" w:lineRule="auto"/>
             </w:pPr>
             <w:r/>
@@ -1331,6 +1369,8 @@
           </w:tcPr>
           <w:p>
             <w:pPr>
+              <w:keepNext/>
+              <w:keepLines/>
               <w:spacing w:before="0" w:after="0" w:line="276" w:lineRule="auto"/>
               <w:jc w:val="center"/>
             </w:pPr>
@@ -1352,6 +1392,8 @@
           </w:tcPr>
           <w:p>
             <w:pPr>
+              <w:keepNext/>
+              <w:keepLines/>
               <w:spacing w:before="0" w:after="0" w:line="276" w:lineRule="auto"/>
               <w:jc w:val="center"/>
             </w:pPr>
@@ -1665,6 +1707,8 @@
           </w:tcPr>
           <w:p>
             <w:pPr>
+              <w:keepNext/>
+              <w:keepLines/>
               <w:spacing w:before="0" w:after="0"/>
               <w:jc w:val="center"/>
             </w:pPr>
@@ -1686,6 +1730,8 @@
           </w:tcPr>
           <w:p>
             <w:pPr>
+              <w:keepNext/>
+              <w:keepLines/>
               <w:spacing w:before="0" w:after="0"/>
               <w:jc w:val="center"/>
             </w:pPr>
@@ -1707,6 +1753,8 @@
           </w:tcPr>
           <w:p>
             <w:pPr>
+              <w:keepNext/>
+              <w:keepLines/>
               <w:spacing w:before="0" w:after="0"/>
               <w:jc w:val="center"/>
             </w:pPr>
@@ -1728,6 +1776,8 @@
           </w:tcPr>
           <w:p>
             <w:pPr>
+              <w:keepNext/>
+              <w:keepLines/>
               <w:spacing w:before="0" w:after="0"/>
               <w:jc w:val="center"/>
             </w:pPr>
@@ -1754,6 +1804,8 @@
           </w:tcPr>
           <w:p>
             <w:pPr>
+              <w:keepNext/>
+              <w:keepLines/>
               <w:spacing w:before="0" w:after="0" w:line="276" w:lineRule="auto"/>
             </w:pPr>
             <w:r/>
@@ -1774,6 +1826,8 @@
           </w:tcPr>
           <w:p>
             <w:pPr>
+              <w:keepNext/>
+              <w:keepLines/>
               <w:spacing w:before="0" w:after="0" w:line="276" w:lineRule="auto"/>
               <w:jc w:val="center"/>
             </w:pPr>
@@ -1795,6 +1849,8 @@
           </w:tcPr>
           <w:p>
             <w:pPr>
+              <w:keepNext/>
+              <w:keepLines/>
               <w:spacing w:before="0" w:after="0" w:line="276" w:lineRule="auto"/>
               <w:jc w:val="center"/>
             </w:pPr>
@@ -1816,6 +1872,8 @@
           </w:tcPr>
           <w:p>
             <w:pPr>
+              <w:keepNext/>
+              <w:keepLines/>
               <w:spacing w:before="0" w:after="0" w:line="276" w:lineRule="auto"/>
               <w:jc w:val="center"/>
             </w:pPr>
@@ -1842,6 +1900,8 @@
           </w:tcPr>
           <w:p>
             <w:pPr>
+              <w:keepNext/>
+              <w:keepLines/>
               <w:spacing w:before="0" w:after="0" w:line="276" w:lineRule="auto"/>
             </w:pPr>
             <w:r/>
@@ -1862,6 +1922,8 @@
           </w:tcPr>
           <w:p>
             <w:pPr>
+              <w:keepNext/>
+              <w:keepLines/>
               <w:spacing w:before="0" w:after="0" w:line="276" w:lineRule="auto"/>
               <w:jc w:val="center"/>
             </w:pPr>
@@ -1883,6 +1945,8 @@
           </w:tcPr>
           <w:p>
             <w:pPr>
+              <w:keepNext/>
+              <w:keepLines/>
               <w:spacing w:before="0" w:after="0" w:line="276" w:lineRule="auto"/>
               <w:jc w:val="center"/>
             </w:pPr>
@@ -1904,6 +1968,8 @@
           </w:tcPr>
           <w:p>
             <w:pPr>
+              <w:keepNext/>
+              <w:keepLines/>
               <w:spacing w:before="0" w:after="0" w:line="276" w:lineRule="auto"/>
               <w:jc w:val="center"/>
             </w:pPr>
@@ -1930,6 +1996,8 @@
           </w:tcPr>
           <w:p>
             <w:pPr>
+              <w:keepNext/>
+              <w:keepLines/>
               <w:spacing w:before="0" w:after="0" w:line="276" w:lineRule="auto"/>
             </w:pPr>
             <w:r/>
@@ -1950,6 +2018,8 @@
           </w:tcPr>
           <w:p>
             <w:pPr>
+              <w:keepNext/>
+              <w:keepLines/>
               <w:spacing w:before="0" w:after="0" w:line="276" w:lineRule="auto"/>
               <w:jc w:val="center"/>
             </w:pPr>
@@ -1971,6 +2041,8 @@
           </w:tcPr>
           <w:p>
             <w:pPr>
+              <w:keepNext/>
+              <w:keepLines/>
               <w:spacing w:before="0" w:after="0" w:line="276" w:lineRule="auto"/>
               <w:jc w:val="center"/>
             </w:pPr>
@@ -1992,6 +2064,8 @@
           </w:tcPr>
           <w:p>
             <w:pPr>
+              <w:keepNext/>
+              <w:keepLines/>
               <w:spacing w:before="0" w:after="0" w:line="276" w:lineRule="auto"/>
               <w:jc w:val="center"/>
             </w:pPr>
@@ -2018,6 +2092,8 @@
           </w:tcPr>
           <w:p>
             <w:pPr>
+              <w:keepNext/>
+              <w:keepLines/>
               <w:spacing w:before="0" w:after="0" w:line="276" w:lineRule="auto"/>
             </w:pPr>
             <w:r/>
@@ -2038,6 +2114,8 @@
           </w:tcPr>
           <w:p>
             <w:pPr>
+              <w:keepNext/>
+              <w:keepLines/>
               <w:spacing w:before="0" w:after="0" w:line="276" w:lineRule="auto"/>
               <w:jc w:val="center"/>
             </w:pPr>
@@ -2059,6 +2137,8 @@
           </w:tcPr>
           <w:p>
             <w:pPr>
+              <w:keepNext/>
+              <w:keepLines/>
               <w:spacing w:before="0" w:after="0" w:line="276" w:lineRule="auto"/>
               <w:jc w:val="center"/>
             </w:pPr>
@@ -2080,6 +2160,8 @@
           </w:tcPr>
           <w:p>
             <w:pPr>
+              <w:keepNext/>
+              <w:keepLines/>
               <w:spacing w:before="0" w:after="0" w:line="276" w:lineRule="auto"/>
               <w:jc w:val="center"/>
             </w:pPr>

--- a/examples/demos/demo_graduate_recommendation.docx
+++ b/examples/demos/demo_graduate_recommendation.docx
@@ -378,7 +378,7 @@
           <w:color w:val="111827"/>
           <w:sz w:val="24"/>
         </w:rPr>
-        <w:t>六个维度的自评显示，专业成绩与科研训练是相对优势项，外语能力仍有提升空间，这也是我希望进入更高平台继续打磨的原因。</w:t>
+        <w:t>六个维度的自评显示，专业成绩与科研训练是相对优势项，外语能力仍有提升空间，这也是我希望进入更高平台继续打磨的原因（见图 1）。</w:t>
       </w:r>
     </w:p>
     <w:p>
@@ -451,7 +451,7 @@
           <w:color w:val="111827"/>
           <w:sz w:val="24"/>
         </w:rPr>
-        <w:t>成绩的走势比绝对值更能说明问题。大一上我的加权均分是 89.2，专业排名第 7；到大二下升到 93.1、排名第 2，之后稳定在前 2。这个变化不是靠刷题，而是因为我在大一下学期想清楚了一件事：工科课程之间是有依赖链的，把《线性代数》和《概率论》真正学懂，后面的《机器学习》《信号处理》就变成了「换个说法讲同一件事」。</w:t>
+        <w:t>成绩的走势比绝对值更能说明问题。大一上我的加权均分是 89.2，专业排名第 7；到大二下升到 93.1、排名第 2，之后稳定在前 2。这个变化不是靠刷题，而是因为我在大一下学期想清楚了一件事：工科课程之间是有依赖链的，把《线性代数》和《概率论》真正学懂，后面的《机器学习》《信号处理》就变成了「换个说法讲同一件事」（见图 2）。</w:t>
       </w:r>
     </w:p>
     <w:p>
@@ -557,7 +557,7 @@
           <w:color w:val="111827"/>
           <w:sz w:val="24"/>
         </w:rPr>
-        <w:t>大二起进入实验室，师从张建国副教授，从事无人机自主导航方向研究。从读文献、跑实验到独立承担子课题，三年间的关键节点如下：</w:t>
+        <w:t>大二起进入实验室，师从张建国副教授，从事无人机自主导航方向研究。从读文献、跑实验到独立承担子课题，三年间的关键节点如图 3 所示：</w:t>
       </w:r>
     </w:p>
     <w:p>
@@ -630,7 +630,7 @@
           <w:color w:val="111827"/>
           <w:sz w:val="24"/>
         </w:rPr>
-        <w:t>目前以第二作者身份完成 SCI 四区论文 1 篇，独立负责其中的动态避障模块设计与实验；主持校级大创项目 1 项，完成算法从仿真到实机的全流程验证。</w:t>
+        <w:t>目前以第二作者身份完成 SCI 四区论文 1 篇，独立负责其中的动态避障模块设计与实验；主持校级大创项目 1 项，完成算法从仿真到实机的全流程验证（见表 1）。</w:t>
       </w:r>
     </w:p>
     <w:p>
@@ -1149,7 +1149,7 @@
           <w:color w:val="111827"/>
           <w:sz w:val="24"/>
         </w:rPr>
-        <w:t>我希望在研究生阶段继续深耕「动态环境下的机器人自主决策」，具体关注两个问题：一是感知不确定条件下的规划鲁棒性，二是多机协同时的通信受限决策。这两个问题在本科阶段的实机测试中反复出现，也是我目前工作尚不能完全解决的部分。</w:t>
+        <w:t>我希望在研究生阶段继续深耕「动态环境下的机器人自主决策」，具体关注两个问题：一是感知不确定条件下的规划鲁棒性，二是多机协同时的通信受限决策。这两个问题在本科阶段的实机测试中反复出现，也是我目前工作尚不能完全解决的部分（见表 2）。</w:t>
       </w:r>
     </w:p>
     <w:p>
@@ -1655,7 +1655,7 @@
           <w:color w:val="111827"/>
           <w:sz w:val="24"/>
         </w:rPr>
-        <w:t>我申请的方向是机器人感知与自主导航。下面把导师方向常见的要求和我的准备逐条对上，同时标出差距。</w:t>
+        <w:t>我申请的方向是机器人感知与自主导航。下面把导师方向常见的要求和我的准备逐条对上，同时标出差距（见表 3）。</w:t>
       </w:r>
     </w:p>
     <w:p>

--- a/examples/demos/demo_graduate_recommendation.docx
+++ b/examples/demos/demo_graduate_recommendation.docx
@@ -2,9 +2,12 @@
 <file path=word/document.xml><?xml version="1.0" encoding="utf-8"?>
 <w:document xmlns:wpc="http://schemas.microsoft.com/office/word/2010/wordprocessingCanvas" xmlns:mo="http://schemas.microsoft.com/office/mac/office/2008/main" xmlns:mc="http://schemas.openxmlformats.org/markup-compatibility/2006" xmlns:mv="urn:schemas-microsoft-com:mac:vml" xmlns:o="urn:schemas-microsoft-com:office:office" xmlns:r="http://schemas.openxmlformats.org/officeDocument/2006/relationships" xmlns:m="http://schemas.openxmlformats.org/officeDocument/2006/math" xmlns:v="urn:schemas-microsoft-com:vml" xmlns:wp14="http://schemas.microsoft.com/office/word/2010/wordprocessingDrawing" xmlns:wp="http://schemas.openxmlformats.org/drawingml/2006/wordprocessingDrawing" xmlns:w10="urn:schemas-microsoft-com:office:word" xmlns:w="http://schemas.openxmlformats.org/wordprocessingml/2006/main" xmlns:w14="http://schemas.microsoft.com/office/word/2010/wordml" xmlns:wpg="http://schemas.microsoft.com/office/word/2010/wordprocessingGroup" xmlns:wpi="http://schemas.microsoft.com/office/word/2010/wordprocessingInk" xmlns:wne="http://schemas.microsoft.com/office/word/2006/wordml" xmlns:wps="http://schemas.microsoft.com/office/word/2010/wordprocessingShape" mc:Ignorable="w14 wp14">
   <w:body>
-    <w:p/>
-    <w:p/>
-    <w:p/>
+    <w:p>
+      <w:pPr>
+        <w:spacing w:before="0" w:after="0" w:lineRule="exact" w:line="3969"/>
+      </w:pPr>
+      <w:r/>
+    </w:p>
     <w:p>
       <w:pPr>
         <w:spacing w:after="200"/>
@@ -2369,7 +2372,7 @@
             <w:pPr>
               <w:keepNext/>
               <w:keepLines/>
-              <w:spacing w:before="0" w:after="0" w:line="1020" w:lineRule="exact"/>
+              <w:spacing w:before="0" w:after="0" w:line="4535" w:lineRule="exact"/>
             </w:pPr>
           </w:p>
           <w:p>
@@ -2421,7 +2424,7 @@
           </w:p>
           <w:p>
             <w:pPr>
-              <w:spacing w:before="0" w:after="0" w:line="1020" w:lineRule="exact"/>
+              <w:spacing w:before="0" w:after="0" w:line="4535" w:lineRule="exact"/>
             </w:pPr>
           </w:p>
           <w:p>

--- a/examples/demos/demo_graduate_recommendation.docx
+++ b/examples/demos/demo_graduate_recommendation.docx
@@ -81,6 +81,9 @@
         <w:gridCol w:w="6123"/>
       </w:tblGrid>
       <w:tr>
+        <w:trPr>
+          <w:cantSplit/>
+        </w:trPr>
         <w:tc>
           <w:tcPr>
             <w:tcW w:type="dxa" w:w="2608"/>
@@ -123,6 +126,9 @@
         </w:tc>
       </w:tr>
       <w:tr>
+        <w:trPr>
+          <w:cantSplit/>
+        </w:trPr>
         <w:tc>
           <w:tcPr>
             <w:tcW w:type="dxa" w:w="2608"/>
@@ -165,6 +171,9 @@
         </w:tc>
       </w:tr>
       <w:tr>
+        <w:trPr>
+          <w:cantSplit/>
+        </w:trPr>
         <w:tc>
           <w:tcPr>
             <w:tcW w:type="dxa" w:w="2608"/>
@@ -207,6 +216,9 @@
         </w:tc>
       </w:tr>
       <w:tr>
+        <w:trPr>
+          <w:cantSplit/>
+        </w:trPr>
         <w:tc>
           <w:tcPr>
             <w:tcW w:type="dxa" w:w="2608"/>
@@ -249,6 +261,9 @@
         </w:tc>
       </w:tr>
       <w:tr>
+        <w:trPr>
+          <w:cantSplit/>
+        </w:trPr>
         <w:tc>
           <w:tcPr>
             <w:tcW w:type="dxa" w:w="2608"/>
@@ -291,6 +306,9 @@
         </w:tc>
       </w:tr>
       <w:tr>
+        <w:trPr>
+          <w:cantSplit/>
+        </w:trPr>
         <w:tc>
           <w:tcPr>
             <w:tcW w:type="dxa" w:w="2608"/>
@@ -343,6 +361,7 @@
         <w:keepNext/>
         <w:keepLines/>
         <w:spacing w:before="280" w:after="140" w:line="360" w:lineRule="auto"/>
+        <w:outlineLvl w:val="0"/>
       </w:pPr>
       <w:r>
         <w:rPr>
@@ -535,6 +554,7 @@
         <w:keepNext/>
         <w:keepLines/>
         <w:spacing w:before="280" w:after="140" w:line="360" w:lineRule="auto"/>
+        <w:outlineLvl w:val="0"/>
       </w:pPr>
       <w:r>
         <w:rPr>
@@ -1083,6 +1103,7 @@
         <w:keepNext/>
         <w:keepLines/>
         <w:spacing w:before="280" w:after="140" w:line="360" w:lineRule="auto"/>
+        <w:outlineLvl w:val="0"/>
       </w:pPr>
       <w:r>
         <w:rPr>
@@ -1129,6 +1150,7 @@
         <w:keepNext/>
         <w:keepLines/>
         <w:spacing w:before="280" w:after="140" w:line="360" w:lineRule="auto"/>
+        <w:outlineLvl w:val="0"/>
       </w:pPr>
       <w:r>
         <w:rPr>
@@ -1544,6 +1566,7 @@
         <w:keepNext/>
         <w:keepLines/>
         <w:spacing w:before="280" w:after="140" w:line="360" w:lineRule="auto"/>
+        <w:outlineLvl w:val="0"/>
       </w:pPr>
       <w:r>
         <w:rPr>
@@ -1635,6 +1658,7 @@
         <w:keepNext/>
         <w:keepLines/>
         <w:spacing w:before="280" w:after="140" w:line="360" w:lineRule="auto"/>
+        <w:outlineLvl w:val="0"/>
       </w:pPr>
       <w:r>
         <w:rPr>
@@ -2318,6 +2342,7 @@
         <w:keepNext/>
         <w:keepLines/>
         <w:spacing w:before="280" w:after="140" w:line="360" w:lineRule="auto"/>
+        <w:outlineLvl w:val="0"/>
       </w:pPr>
       <w:r>
         <w:rPr>
